--- a/rct-decomposition/KOTHA_Framework_CCTC_highlights.docx
+++ b/rct-decomposition/KOTHA_Framework_CCTC_highlights.docx
@@ -24,7 +24,7 @@
           <w:rFonts w:ascii="Times New Roman" w:hAnsi="Times New Roman"/>
           <w:sz w:val="24"/>
         </w:rPr>
-        <w:t>KOTHA separates structural information loss from residual confounding in trial evidence.</w:t>
+        <w:t>KOTHA separates structural information loss from residual confounding.</w:t>
       </w:r>
     </w:p>
     <w:p>
